--- a/watch-output/2026-10-11_Facebook_想要學好電路板一定搞透電流電壓電阻__1DsGxovjKk/2026-10-11_Facebook_想要學好電路板一定搞透電流電壓電阻__1DsGxovjKk_report.docx
+++ b/watch-output/2026-10-11_Facebook_想要學好電路板一定搞透電流電壓電阻__1DsGxovjKk/2026-10-11_Facebook_想要學好電路板一定搞透電流電壓電阻__1DsGxovjKk_report.docx
@@ -1314,7 +1314,7 @@
               <a:graphicData uri="http://schemas.openxmlformats.org/drawingml/2006/picture">
                 <pic:pic>
                   <pic:nvPicPr>
-                    <pic:cNvPr id="0" name="frame_0001.jpg"/>
+                    <pic:cNvPr id="0" name="image.jpg"/>
                     <pic:cNvPicPr/>
                   </pic:nvPicPr>
                   <pic:blipFill>
@@ -1387,7 +1387,7 @@
               <a:graphicData uri="http://schemas.openxmlformats.org/drawingml/2006/picture">
                 <pic:pic>
                   <pic:nvPicPr>
-                    <pic:cNvPr id="0" name="frame_0003.jpg"/>
+                    <pic:cNvPr id="0" name="image.jpg"/>
                     <pic:cNvPicPr/>
                   </pic:nvPicPr>
                   <pic:blipFill>
@@ -1443,7 +1443,7 @@
               <a:graphicData uri="http://schemas.openxmlformats.org/drawingml/2006/picture">
                 <pic:pic>
                   <pic:nvPicPr>
-                    <pic:cNvPr id="0" name="frame_0004.jpg"/>
+                    <pic:cNvPr id="0" name="image.jpg"/>
                     <pic:cNvPicPr/>
                   </pic:nvPicPr>
                   <pic:blipFill>
@@ -1516,7 +1516,7 @@
               <a:graphicData uri="http://schemas.openxmlformats.org/drawingml/2006/picture">
                 <pic:pic>
                   <pic:nvPicPr>
-                    <pic:cNvPr id="0" name="frame_0005.jpg"/>
+                    <pic:cNvPr id="0" name="image.jpg"/>
                     <pic:cNvPicPr/>
                   </pic:nvPicPr>
                   <pic:blipFill>
@@ -1572,7 +1572,7 @@
               <a:graphicData uri="http://schemas.openxmlformats.org/drawingml/2006/picture">
                 <pic:pic>
                   <pic:nvPicPr>
-                    <pic:cNvPr id="0" name="frame_0006.jpg"/>
+                    <pic:cNvPr id="0" name="image.jpg"/>
                     <pic:cNvPicPr/>
                   </pic:nvPicPr>
                   <pic:blipFill>
@@ -1645,7 +1645,7 @@
               <a:graphicData uri="http://schemas.openxmlformats.org/drawingml/2006/picture">
                 <pic:pic>
                   <pic:nvPicPr>
-                    <pic:cNvPr id="0" name="frame_0007.jpg"/>
+                    <pic:cNvPr id="0" name="image.jpg"/>
                     <pic:cNvPicPr/>
                   </pic:nvPicPr>
                   <pic:blipFill>
@@ -1701,7 +1701,7 @@
               <a:graphicData uri="http://schemas.openxmlformats.org/drawingml/2006/picture">
                 <pic:pic>
                   <pic:nvPicPr>
-                    <pic:cNvPr id="0" name="frame_0008.jpg"/>
+                    <pic:cNvPr id="0" name="image.jpg"/>
                     <pic:cNvPicPr/>
                   </pic:nvPicPr>
                   <pic:blipFill>
@@ -1757,7 +1757,7 @@
               <a:graphicData uri="http://schemas.openxmlformats.org/drawingml/2006/picture">
                 <pic:pic>
                   <pic:nvPicPr>
-                    <pic:cNvPr id="0" name="frame_0009.jpg"/>
+                    <pic:cNvPr id="0" name="image.jpg"/>
                     <pic:cNvPicPr/>
                   </pic:nvPicPr>
                   <pic:blipFill>
@@ -1830,7 +1830,7 @@
               <a:graphicData uri="http://schemas.openxmlformats.org/drawingml/2006/picture">
                 <pic:pic>
                   <pic:nvPicPr>
-                    <pic:cNvPr id="0" name="frame_0010.jpg"/>
+                    <pic:cNvPr id="0" name="image.jpg"/>
                     <pic:cNvPicPr/>
                   </pic:nvPicPr>
                   <pic:blipFill>
@@ -1903,7 +1903,7 @@
               <a:graphicData uri="http://schemas.openxmlformats.org/drawingml/2006/picture">
                 <pic:pic>
                   <pic:nvPicPr>
-                    <pic:cNvPr id="0" name="frame_0011.jpg"/>
+                    <pic:cNvPr id="0" name="image.jpg"/>
                     <pic:cNvPicPr/>
                   </pic:nvPicPr>
                   <pic:blipFill>
@@ -1959,7 +1959,7 @@
               <a:graphicData uri="http://schemas.openxmlformats.org/drawingml/2006/picture">
                 <pic:pic>
                   <pic:nvPicPr>
-                    <pic:cNvPr id="0" name="frame_0012.jpg"/>
+                    <pic:cNvPr id="0" name="image.jpg"/>
                     <pic:cNvPicPr/>
                   </pic:nvPicPr>
                   <pic:blipFill>
@@ -2032,7 +2032,7 @@
               <a:graphicData uri="http://schemas.openxmlformats.org/drawingml/2006/picture">
                 <pic:pic>
                   <pic:nvPicPr>
-                    <pic:cNvPr id="0" name="frame_0013.jpg"/>
+                    <pic:cNvPr id="0" name="image.jpg"/>
                     <pic:cNvPicPr/>
                   </pic:nvPicPr>
                   <pic:blipFill>
@@ -2088,7 +2088,7 @@
               <a:graphicData uri="http://schemas.openxmlformats.org/drawingml/2006/picture">
                 <pic:pic>
                   <pic:nvPicPr>
-                    <pic:cNvPr id="0" name="frame_0016.jpg"/>
+                    <pic:cNvPr id="0" name="image.jpg"/>
                     <pic:cNvPicPr/>
                   </pic:nvPicPr>
                   <pic:blipFill>
@@ -2144,7 +2144,7 @@
               <a:graphicData uri="http://schemas.openxmlformats.org/drawingml/2006/picture">
                 <pic:pic>
                   <pic:nvPicPr>
-                    <pic:cNvPr id="0" name="frame_0018.jpg"/>
+                    <pic:cNvPr id="0" name="image.jpg"/>
                     <pic:cNvPicPr/>
                   </pic:nvPicPr>
                   <pic:blipFill>
@@ -2217,7 +2217,7 @@
               <a:graphicData uri="http://schemas.openxmlformats.org/drawingml/2006/picture">
                 <pic:pic>
                   <pic:nvPicPr>
-                    <pic:cNvPr id="0" name="frame_0021.jpg"/>
+                    <pic:cNvPr id="0" name="image.jpg"/>
                     <pic:cNvPicPr/>
                   </pic:nvPicPr>
                   <pic:blipFill>
@@ -2273,7 +2273,7 @@
               <a:graphicData uri="http://schemas.openxmlformats.org/drawingml/2006/picture">
                 <pic:pic>
                   <pic:nvPicPr>
-                    <pic:cNvPr id="0" name="frame_0022.jpg"/>
+                    <pic:cNvPr id="0" name="image.jpg"/>
                     <pic:cNvPicPr/>
                   </pic:nvPicPr>
                   <pic:blipFill>
@@ -2346,7 +2346,7 @@
               <a:graphicData uri="http://schemas.openxmlformats.org/drawingml/2006/picture">
                 <pic:pic>
                   <pic:nvPicPr>
-                    <pic:cNvPr id="0" name="frame_0023.jpg"/>
+                    <pic:cNvPr id="0" name="image.jpg"/>
                     <pic:cNvPicPr/>
                   </pic:nvPicPr>
                   <pic:blipFill>
@@ -2402,7 +2402,7 @@
               <a:graphicData uri="http://schemas.openxmlformats.org/drawingml/2006/picture">
                 <pic:pic>
                   <pic:nvPicPr>
-                    <pic:cNvPr id="0" name="frame_0024.jpg"/>
+                    <pic:cNvPr id="0" name="image.jpg"/>
                     <pic:cNvPicPr/>
                   </pic:nvPicPr>
                   <pic:blipFill>
@@ -2458,7 +2458,7 @@
               <a:graphicData uri="http://schemas.openxmlformats.org/drawingml/2006/picture">
                 <pic:pic>
                   <pic:nvPicPr>
-                    <pic:cNvPr id="0" name="frame_0025.jpg"/>
+                    <pic:cNvPr id="0" name="image.jpg"/>
                     <pic:cNvPicPr/>
                   </pic:nvPicPr>
                   <pic:blipFill>
@@ -2514,7 +2514,7 @@
               <a:graphicData uri="http://schemas.openxmlformats.org/drawingml/2006/picture">
                 <pic:pic>
                   <pic:nvPicPr>
-                    <pic:cNvPr id="0" name="frame_0026.jpg"/>
+                    <pic:cNvPr id="0" name="image.jpg"/>
                     <pic:cNvPicPr/>
                   </pic:nvPicPr>
                   <pic:blipFill>
@@ -2587,7 +2587,7 @@
               <a:graphicData uri="http://schemas.openxmlformats.org/drawingml/2006/picture">
                 <pic:pic>
                   <pic:nvPicPr>
-                    <pic:cNvPr id="0" name="frame_0027.jpg"/>
+                    <pic:cNvPr id="0" name="image.jpg"/>
                     <pic:cNvPicPr/>
                   </pic:nvPicPr>
                   <pic:blipFill>
@@ -2643,7 +2643,7 @@
               <a:graphicData uri="http://schemas.openxmlformats.org/drawingml/2006/picture">
                 <pic:pic>
                   <pic:nvPicPr>
-                    <pic:cNvPr id="0" name="frame_0028.jpg"/>
+                    <pic:cNvPr id="0" name="image.jpg"/>
                     <pic:cNvPicPr/>
                   </pic:nvPicPr>
                   <pic:blipFill>
@@ -2699,7 +2699,7 @@
               <a:graphicData uri="http://schemas.openxmlformats.org/drawingml/2006/picture">
                 <pic:pic>
                   <pic:nvPicPr>
-                    <pic:cNvPr id="0" name="frame_0029.jpg"/>
+                    <pic:cNvPr id="0" name="image.jpg"/>
                     <pic:cNvPicPr/>
                   </pic:nvPicPr>
                   <pic:blipFill>
@@ -2755,7 +2755,7 @@
               <a:graphicData uri="http://schemas.openxmlformats.org/drawingml/2006/picture">
                 <pic:pic>
                   <pic:nvPicPr>
-                    <pic:cNvPr id="0" name="frame_0030.jpg"/>
+                    <pic:cNvPr id="0" name="image.jpg"/>
                     <pic:cNvPicPr/>
                   </pic:nvPicPr>
                   <pic:blipFill>
@@ -2828,7 +2828,7 @@
               <a:graphicData uri="http://schemas.openxmlformats.org/drawingml/2006/picture">
                 <pic:pic>
                   <pic:nvPicPr>
-                    <pic:cNvPr id="0" name="frame_0031.jpg"/>
+                    <pic:cNvPr id="0" name="image.jpg"/>
                     <pic:cNvPicPr/>
                   </pic:nvPicPr>
                   <pic:blipFill>
@@ -2884,7 +2884,7 @@
               <a:graphicData uri="http://schemas.openxmlformats.org/drawingml/2006/picture">
                 <pic:pic>
                   <pic:nvPicPr>
-                    <pic:cNvPr id="0" name="frame_0032.jpg"/>
+                    <pic:cNvPr id="0" name="image.jpg"/>
                     <pic:cNvPicPr/>
                   </pic:nvPicPr>
                   <pic:blipFill>
@@ -2957,7 +2957,7 @@
               <a:graphicData uri="http://schemas.openxmlformats.org/drawingml/2006/picture">
                 <pic:pic>
                   <pic:nvPicPr>
-                    <pic:cNvPr id="0" name="frame_0033.jpg"/>
+                    <pic:cNvPr id="0" name="image.jpg"/>
                     <pic:cNvPicPr/>
                   </pic:nvPicPr>
                   <pic:blipFill>
@@ -3013,7 +3013,7 @@
               <a:graphicData uri="http://schemas.openxmlformats.org/drawingml/2006/picture">
                 <pic:pic>
                   <pic:nvPicPr>
-                    <pic:cNvPr id="0" name="frame_0035.jpg"/>
+                    <pic:cNvPr id="0" name="image.jpg"/>
                     <pic:cNvPicPr/>
                   </pic:nvPicPr>
                   <pic:blipFill>
@@ -3069,7 +3069,7 @@
               <a:graphicData uri="http://schemas.openxmlformats.org/drawingml/2006/picture">
                 <pic:pic>
                   <pic:nvPicPr>
-                    <pic:cNvPr id="0" name="frame_0036.jpg"/>
+                    <pic:cNvPr id="0" name="image.jpg"/>
                     <pic:cNvPicPr/>
                   </pic:nvPicPr>
                   <pic:blipFill>
@@ -3125,7 +3125,7 @@
               <a:graphicData uri="http://schemas.openxmlformats.org/drawingml/2006/picture">
                 <pic:pic>
                   <pic:nvPicPr>
-                    <pic:cNvPr id="0" name="frame_0037.jpg"/>
+                    <pic:cNvPr id="0" name="image.jpg"/>
                     <pic:cNvPicPr/>
                   </pic:nvPicPr>
                   <pic:blipFill>
